--- a/tillsyn/A 62734-2021 tillsynsbegäran.docx
+++ b/tillsyn/A 62734-2021 tillsynsbegäran.docx
@@ -379,7 +379,7 @@
     <w:r>
       <w:tab/>
       <w:tab/>
-      <w:t>2026-06-18</w:t>
+      <w:t>2026-06-19</w:t>
       <w:br/>
       <w:br/>
     </w:r>

--- a/tillsyn/A 62734-2021 tillsynsbegäran.docx
+++ b/tillsyn/A 62734-2021 tillsynsbegäran.docx
@@ -379,7 +379,7 @@
     <w:r>
       <w:tab/>
       <w:tab/>
-      <w:t>2026-06-19</w:t>
+      <w:t>2026-06-20</w:t>
       <w:br/>
       <w:br/>
     </w:r>

--- a/tillsyn/A 62734-2021 tillsynsbegäran.docx
+++ b/tillsyn/A 62734-2021 tillsynsbegäran.docx
@@ -12,10 +12,7 @@
     </w:p>
     <w:p>
       <w:r>
-        <w:t>Detta dokument behandlar höga naturvärden i avverkningsanmälan A 62734-2021 i Vansbro kommun som inkom 2021-11-04 och omfattar 5,6 ha.</w:t>
-      </w:r>
-      <w:r>
-        <w:t xml:space="preserve"> I Figur 1 visas fyndplatser för naturvårdsarter i området, som finns registrerade på Artportalen.</w:t>
+        <w:t>Denna tillsynsbegäran behandlar höga naturvärden i avverkningsanmälan A 62734-2021 i Vansbro kommun som inkom 2021-11-04 och omfattar 5,6 ha.</w:t>
       </w:r>
     </w:p>
     <w:p>
@@ -63,7 +60,20 @@
         <w:spacing w:after="240"/>
       </w:pPr>
       <w:r>
-        <w:t>Figur 1. Fyndplatser för naturvårdsarter inom 13 meter från avverkningsanmälan (röd linje). Inom parentes anges rödlistekategorier, S för signalarter, Tför typiska arter och fridlysningsparagrafer i artskyddsförordningen.Markörer utan svart kant är placerade på fyndplatsen. Markörer med svart kant är placerade vid sidan av fyndplatsen och har ett svart streck som visar fyndplatsens exakta position. Kartans mittpunktskoordinat är N 6696005, E 441459 i SWEREF 99 TM.</w:t>
+        <w:t>Figur 1. Fyndplatser för naturvårdsarter inom 13 meter från avverkningsanmälan. Markörer utan svart kant är placerade på fyndplatsen. Markörer med svart kant är placerade vid sidan av fyndplatsen har ett svart streck som visar fyndplatsens exakta position. Kartans mittpunktskoordinat är N 6696005, E 441459 i SWEREF 99 TM.</w:t>
+      </w:r>
+    </w:p>
+    <w:p>
+      <w:r>
+        <w:t>Inom 13 meter från avverkningsanmälan finns fynd av 4 naturvårdsarter, varav 3 är rödlistade, 4 är typiska (T) och 1 är signalart (S): doftskinn (NT, T), ullticka (NT, T), violettgrå tagellav (NT, T) och stuplav (S, T). Se Figur 1.</w:t>
+      </w:r>
+    </w:p>
+    <w:p>
+      <w:pPr>
+        <w:pStyle w:val="Heading1"/>
+      </w:pPr>
+      <w:r>
+        <w:t>Tillsynsbegäran</w:t>
       </w:r>
     </w:p>
     <w:p>
@@ -77,26 +87,16 @@
       </w:r>
     </w:p>
     <w:p>
-      <w:r>
-        <w:t>Nedan beskrivs fynd av naturvårdsarter som gjorts i det avverkningsanmälda området.</w:t>
-      </w:r>
-    </w:p>
-    <w:p>
       <w:pPr>
         <w:pStyle w:val="Heading1"/>
       </w:pPr>
       <w:r>
-        <w:t>Naturvårdsarter</w:t>
+        <w:t>Naturvårdsarter och fridlysta arter</w:t>
       </w:r>
     </w:p>
     <w:p>
       <w:r>
-        <w:t>Inom 13 meter från avverkningsanmälan har följande 4 naturvårdsarter hittats: doftskinn (NT, T), ullticka (NT, T), violettgrå tagellav (NT, T) och stuplav (S, T). Av dessa är 3 rödlistade. För rödlistade arter har rödlistekategorin angivits inom parentes. Arter som är signalarter enligt Skogsstyrelsen har markerats med (S). Typiska arter inom Natura 2000 som är kopplade till skogsekosystem har markerats med (T).</w:t>
-      </w:r>
-    </w:p>
-    <w:p>
-      <w:r>
-        <w:t>De påträffade naturvårdsarterna är ett tydligt kvitto på att det rör sig om en skog med höga naturvärden.</w:t>
+        <w:t>Nedan följer beskrivningar av de naturvårdsarter och fridlysta arter som har sina livsmiljöer och växtplatser i den avverkningsanmälda skogen. De påträffade naturvårdsarterna är ett tydligt kvitto på att det rör sig om en skog med höga naturvärden.</w:t>
       </w:r>
     </w:p>
     <w:p>
@@ -117,62 +117,6 @@
       </w:r>
       <w:r>
         <w:t>(SLU Artdatabanken, 2025; Nitare &amp; Skogsstyrelsen, 2019).</w:t>
-      </w:r>
-    </w:p>
-    <w:p>
-      <w:r>
-        <w:rPr>
-          <w:b/>
-        </w:rPr>
-        <w:t>Stuplav</w:t>
-      </w:r>
-      <w:r>
-        <w:t xml:space="preserve"> är en mycket bra signalart i hela sitt utbredningsområde och förekommer nästan enbart i skogsmiljöer med höga naturvärden. Den indikerar långvarig förekomst av gamla lövträd och miljöer med konstant hög luftfuktighet. I skogar med suboceaniskt klimat finns det en mycket sällsynt parasit, njurlavsknapp </w:t>
-      </w:r>
-      <w:r>
-        <w:rPr>
-          <w:i/>
-        </w:rPr>
-        <w:t>Pletocarpon nephromeum</w:t>
-      </w:r>
-      <w:r>
-        <w:t xml:space="preserve"> (EN), som växer på stuplav. Ytterligare tre sällsynta lavparasiter, </w:t>
-      </w:r>
-      <w:r>
-        <w:rPr>
-          <w:i/>
-        </w:rPr>
-        <w:t>Protounguicularia nephromatis</w:t>
-      </w:r>
-      <w:r>
-        <w:t xml:space="preserve"> (VU), </w:t>
-      </w:r>
-      <w:r>
-        <w:rPr>
-          <w:i/>
-        </w:rPr>
-        <w:t>Refractohilum galligenum</w:t>
-      </w:r>
-      <w:r>
-        <w:t xml:space="preserve"> (NT) och </w:t>
-      </w:r>
-      <w:r>
-        <w:rPr>
-          <w:i/>
-        </w:rPr>
-        <w:t>Roselliniella nephromatis</w:t>
-      </w:r>
-      <w:r>
-        <w:t xml:space="preserve"> (DD), kan också påträffas på stuplav. Stuplav är typisk art för </w:t>
-      </w:r>
-      <w:r>
-        <w:rPr>
-          <w:i/>
-        </w:rPr>
-        <w:t>9010 Taiga</w:t>
-      </w:r>
-      <w:r>
-        <w:t xml:space="preserve"> (SLU Artdatabanken, 2026; Nitare &amp; Skogsstyrelsen, 2019).</w:t>
       </w:r>
     </w:p>
     <w:p>
@@ -251,6 +195,62 @@
         <w:t xml:space="preserve"> (SLU Artdatabanken, 2024; Nitare &amp; Skogsstyrelsen, 2019).</w:t>
       </w:r>
     </w:p>
+    <w:p>
+      <w:r>
+        <w:rPr>
+          <w:b/>
+        </w:rPr>
+        <w:t>Stuplav</w:t>
+      </w:r>
+      <w:r>
+        <w:t xml:space="preserve"> är en mycket bra signalart i hela sitt utbredningsområde och förekommer nästan enbart i skogsmiljöer med höga naturvärden. Den indikerar långvarig förekomst av gamla lövträd och miljöer med konstant hög luftfuktighet. I skogar med suboceaniskt klimat finns det en mycket sällsynt parasit, njurlavsknapp </w:t>
+      </w:r>
+      <w:r>
+        <w:rPr>
+          <w:i/>
+        </w:rPr>
+        <w:t>Pletocarpon nephromeum</w:t>
+      </w:r>
+      <w:r>
+        <w:t xml:space="preserve"> (EN), som växer på stuplav. Ytterligare tre sällsynta lavparasiter, </w:t>
+      </w:r>
+      <w:r>
+        <w:rPr>
+          <w:i/>
+        </w:rPr>
+        <w:t>Protounguicularia nephromatis</w:t>
+      </w:r>
+      <w:r>
+        <w:t xml:space="preserve"> (VU), </w:t>
+      </w:r>
+      <w:r>
+        <w:rPr>
+          <w:i/>
+        </w:rPr>
+        <w:t>Refractohilum galligenum</w:t>
+      </w:r>
+      <w:r>
+        <w:t xml:space="preserve"> (NT) och </w:t>
+      </w:r>
+      <w:r>
+        <w:rPr>
+          <w:i/>
+        </w:rPr>
+        <w:t>Roselliniella nephromatis</w:t>
+      </w:r>
+      <w:r>
+        <w:t xml:space="preserve"> (DD), kan också påträffas på stuplav. Stuplav är typisk art för </w:t>
+      </w:r>
+      <w:r>
+        <w:rPr>
+          <w:i/>
+        </w:rPr>
+        <w:t>9010 Taiga</w:t>
+      </w:r>
+      <w:r>
+        <w:t xml:space="preserve"> (SLU Artdatabanken, 2026; Nitare &amp; Skogsstyrelsen, 2019).</w:t>
+      </w:r>
+    </w:p>
     <w:sectPr>
       <w:headerReference w:type="even" r:id="rId8"/>
       <w:headerReference w:type="default" r:id="rId9"/>
@@ -379,7 +379,7 @@
     <w:r>
       <w:tab/>
       <w:tab/>
-      <w:t>2026-06-20</w:t>
+      <w:t>2026-06-21</w:t>
       <w:br/>
       <w:br/>
     </w:r>

--- a/tillsyn/A 62734-2021 tillsynsbegäran.docx
+++ b/tillsyn/A 62734-2021 tillsynsbegäran.docx
@@ -379,7 +379,7 @@
     <w:r>
       <w:tab/>
       <w:tab/>
-      <w:t>2026-06-21</w:t>
+      <w:t>2026-06-22</w:t>
       <w:br/>
       <w:br/>
     </w:r>

--- a/tillsyn/A 62734-2021 tillsynsbegäran.docx
+++ b/tillsyn/A 62734-2021 tillsynsbegäran.docx
@@ -379,7 +379,7 @@
     <w:r>
       <w:tab/>
       <w:tab/>
-      <w:t>2026-06-22</w:t>
+      <w:t>2026-06-23</w:t>
       <w:br/>
       <w:br/>
     </w:r>

--- a/tillsyn/A 62734-2021 tillsynsbegäran.docx
+++ b/tillsyn/A 62734-2021 tillsynsbegäran.docx
@@ -379,7 +379,7 @@
     <w:r>
       <w:tab/>
       <w:tab/>
-      <w:t>2026-06-23</w:t>
+      <w:t>2026-06-24</w:t>
       <w:br/>
       <w:br/>
     </w:r>

--- a/tillsyn/A 62734-2021 tillsynsbegäran.docx
+++ b/tillsyn/A 62734-2021 tillsynsbegäran.docx
@@ -379,7 +379,7 @@
     <w:r>
       <w:tab/>
       <w:tab/>
-      <w:t>2026-06-24</w:t>
+      <w:t>2026-06-25</w:t>
       <w:br/>
       <w:br/>
     </w:r>

--- a/tillsyn/A 62734-2021 tillsynsbegäran.docx
+++ b/tillsyn/A 62734-2021 tillsynsbegäran.docx
@@ -379,7 +379,7 @@
     <w:r>
       <w:tab/>
       <w:tab/>
-      <w:t>2026-06-25</w:t>
+      <w:t>2026-06-26</w:t>
       <w:br/>
       <w:br/>
     </w:r>

--- a/tillsyn/A 62734-2021 tillsynsbegäran.docx
+++ b/tillsyn/A 62734-2021 tillsynsbegäran.docx
@@ -379,7 +379,7 @@
     <w:r>
       <w:tab/>
       <w:tab/>
-      <w:t>2026-06-26</w:t>
+      <w:t>2026-06-27</w:t>
       <w:br/>
       <w:br/>
     </w:r>

--- a/tillsyn/A 62734-2021 tillsynsbegäran.docx
+++ b/tillsyn/A 62734-2021 tillsynsbegäran.docx
@@ -379,7 +379,7 @@
     <w:r>
       <w:tab/>
       <w:tab/>
-      <w:t>2026-06-27</w:t>
+      <w:t>2026-06-28</w:t>
       <w:br/>
       <w:br/>
     </w:r>

--- a/tillsyn/A 62734-2021 tillsynsbegäran.docx
+++ b/tillsyn/A 62734-2021 tillsynsbegäran.docx
@@ -379,7 +379,7 @@
     <w:r>
       <w:tab/>
       <w:tab/>
-      <w:t>2026-06-28</w:t>
+      <w:t>2026-06-29</w:t>
       <w:br/>
       <w:br/>
     </w:r>

--- a/tillsyn/A 62734-2021 tillsynsbegäran.docx
+++ b/tillsyn/A 62734-2021 tillsynsbegäran.docx
@@ -379,7 +379,7 @@
     <w:r>
       <w:tab/>
       <w:tab/>
-      <w:t>2026-06-29</w:t>
+      <w:t>2026-06-30</w:t>
       <w:br/>
       <w:br/>
     </w:r>

--- a/tillsyn/A 62734-2021 tillsynsbegäran.docx
+++ b/tillsyn/A 62734-2021 tillsynsbegäran.docx
@@ -379,7 +379,7 @@
     <w:r>
       <w:tab/>
       <w:tab/>
-      <w:t>2026-06-30</w:t>
+      <w:t>2026-07-01</w:t>
       <w:br/>
       <w:br/>
     </w:r>

--- a/tillsyn/A 62734-2021 tillsynsbegäran.docx
+++ b/tillsyn/A 62734-2021 tillsynsbegäran.docx
@@ -379,7 +379,7 @@
     <w:r>
       <w:tab/>
       <w:tab/>
-      <w:t>2026-07-01</w:t>
+      <w:t>2026-07-02</w:t>
       <w:br/>
       <w:br/>
     </w:r>

--- a/tillsyn/A 62734-2021 tillsynsbegäran.docx
+++ b/tillsyn/A 62734-2021 tillsynsbegäran.docx
@@ -379,7 +379,7 @@
     <w:r>
       <w:tab/>
       <w:tab/>
-      <w:t>2026-07-13</w:t>
+      <w:t>2026-07-14</w:t>
       <w:br/>
       <w:br/>
     </w:r>

--- a/tillsyn/A 62734-2021 tillsynsbegäran.docx
+++ b/tillsyn/A 62734-2021 tillsynsbegäran.docx
@@ -379,7 +379,7 @@
     <w:r>
       <w:tab/>
       <w:tab/>
-      <w:t>2026-07-14</w:t>
+      <w:t>2026-07-15</w:t>
       <w:br/>
       <w:br/>
     </w:r>

--- a/tillsyn/A 62734-2021 tillsynsbegäran.docx
+++ b/tillsyn/A 62734-2021 tillsynsbegäran.docx
@@ -379,7 +379,7 @@
     <w:r>
       <w:tab/>
       <w:tab/>
-      <w:t>2026-07-15</w:t>
+      <w:t>2026-07-16</w:t>
       <w:br/>
       <w:br/>
     </w:r>

--- a/tillsyn/A 62734-2021 tillsynsbegäran.docx
+++ b/tillsyn/A 62734-2021 tillsynsbegäran.docx
@@ -379,7 +379,7 @@
     <w:r>
       <w:tab/>
       <w:tab/>
-      <w:t>2026-07-16</w:t>
+      <w:t>2026-07-17</w:t>
       <w:br/>
       <w:br/>
     </w:r>

--- a/tillsyn/A 62734-2021 tillsynsbegäran.docx
+++ b/tillsyn/A 62734-2021 tillsynsbegäran.docx
@@ -379,7 +379,7 @@
     <w:r>
       <w:tab/>
       <w:tab/>
-      <w:t>2026-07-17</w:t>
+      <w:t>2026-07-18</w:t>
       <w:br/>
       <w:br/>
     </w:r>

--- a/tillsyn/A 62734-2021 tillsynsbegäran.docx
+++ b/tillsyn/A 62734-2021 tillsynsbegäran.docx
@@ -379,7 +379,7 @@
     <w:r>
       <w:tab/>
       <w:tab/>
-      <w:t>2026-07-18</w:t>
+      <w:t>2026-07-19</w:t>
       <w:br/>
       <w:br/>
     </w:r>

--- a/tillsyn/A 62734-2021 tillsynsbegäran.docx
+++ b/tillsyn/A 62734-2021 tillsynsbegäran.docx
@@ -379,7 +379,7 @@
     <w:r>
       <w:tab/>
       <w:tab/>
-      <w:t>2026-07-19</w:t>
+      <w:t>2026-07-20</w:t>
       <w:br/>
       <w:br/>
     </w:r>

--- a/tillsyn/A 62734-2021 tillsynsbegäran.docx
+++ b/tillsyn/A 62734-2021 tillsynsbegäran.docx
@@ -379,7 +379,7 @@
     <w:r>
       <w:tab/>
       <w:tab/>
-      <w:t>2026-07-20</w:t>
+      <w:t>2026-07-21</w:t>
       <w:br/>
       <w:br/>
     </w:r>

--- a/tillsyn/A 62734-2021 tillsynsbegäran.docx
+++ b/tillsyn/A 62734-2021 tillsynsbegäran.docx
@@ -379,7 +379,7 @@
     <w:r>
       <w:tab/>
       <w:tab/>
-      <w:t>2026-07-21</w:t>
+      <w:t>2026-07-22</w:t>
       <w:br/>
       <w:br/>
     </w:r>

--- a/tillsyn/A 62734-2021 tillsynsbegäran.docx
+++ b/tillsyn/A 62734-2021 tillsynsbegäran.docx
@@ -379,7 +379,7 @@
     <w:r>
       <w:tab/>
       <w:tab/>
-      <w:t>2026-07-22</w:t>
+      <w:t>2026-07-23</w:t>
       <w:br/>
       <w:br/>
     </w:r>

--- a/tillsyn/A 62734-2021 tillsynsbegäran.docx
+++ b/tillsyn/A 62734-2021 tillsynsbegäran.docx
@@ -379,7 +379,7 @@
     <w:r>
       <w:tab/>
       <w:tab/>
-      <w:t>2026-07-23</w:t>
+      <w:t>2026-07-24</w:t>
       <w:br/>
       <w:br/>
     </w:r>

--- a/tillsyn/A 62734-2021 tillsynsbegäran.docx
+++ b/tillsyn/A 62734-2021 tillsynsbegäran.docx
@@ -379,7 +379,7 @@
     <w:r>
       <w:tab/>
       <w:tab/>
-      <w:t>2026-07-24</w:t>
+      <w:t>2026-07-25</w:t>
       <w:br/>
       <w:br/>
     </w:r>

--- a/tillsyn/A 62734-2021 tillsynsbegäran.docx
+++ b/tillsyn/A 62734-2021 tillsynsbegäran.docx
@@ -379,7 +379,7 @@
     <w:r>
       <w:tab/>
       <w:tab/>
-      <w:t>2026-07-25</w:t>
+      <w:t>2026-07-26</w:t>
       <w:br/>
       <w:br/>
     </w:r>

--- a/tillsyn/A 62734-2021 tillsynsbegäran.docx
+++ b/tillsyn/A 62734-2021 tillsynsbegäran.docx
@@ -379,7 +379,7 @@
     <w:r>
       <w:tab/>
       <w:tab/>
-      <w:t>2026-07-26</w:t>
+      <w:t>2026-07-27</w:t>
       <w:br/>
       <w:br/>
     </w:r>

--- a/tillsyn/A 62734-2021 tillsynsbegäran.docx
+++ b/tillsyn/A 62734-2021 tillsynsbegäran.docx
@@ -379,7 +379,7 @@
     <w:r>
       <w:tab/>
       <w:tab/>
-      <w:t>2026-07-27</w:t>
+      <w:t>2026-07-28</w:t>
       <w:br/>
       <w:br/>
     </w:r>

--- a/tillsyn/A 62734-2021 tillsynsbegäran.docx
+++ b/tillsyn/A 62734-2021 tillsynsbegäran.docx
@@ -379,7 +379,7 @@
     <w:r>
       <w:tab/>
       <w:tab/>
-      <w:t>2026-07-28</w:t>
+      <w:t>2026-07-29</w:t>
       <w:br/>
       <w:br/>
     </w:r>

--- a/tillsyn/A 62734-2021 tillsynsbegäran.docx
+++ b/tillsyn/A 62734-2021 tillsynsbegäran.docx
@@ -379,7 +379,7 @@
     <w:r>
       <w:tab/>
       <w:tab/>
-      <w:t>2026-07-29</w:t>
+      <w:t>2026-07-30</w:t>
       <w:br/>
       <w:br/>
     </w:r>

--- a/tillsyn/A 62734-2021 tillsynsbegäran.docx
+++ b/tillsyn/A 62734-2021 tillsynsbegäran.docx
@@ -379,7 +379,7 @@
     <w:r>
       <w:tab/>
       <w:tab/>
-      <w:t>2026-07-30</w:t>
+      <w:t>2026-07-31</w:t>
       <w:br/>
       <w:br/>
     </w:r>

--- a/tillsyn/A 62734-2021 tillsynsbegäran.docx
+++ b/tillsyn/A 62734-2021 tillsynsbegäran.docx
@@ -379,7 +379,7 @@
     <w:r>
       <w:tab/>
       <w:tab/>
-      <w:t>2026-07-31</w:t>
+      <w:t>2026-08-01</w:t>
       <w:br/>
       <w:br/>
     </w:r>

--- a/tillsyn/A 62734-2021 tillsynsbegäran.docx
+++ b/tillsyn/A 62734-2021 tillsynsbegäran.docx
@@ -379,7 +379,7 @@
     <w:r>
       <w:tab/>
       <w:tab/>
-      <w:t>2026-08-01</w:t>
+      <w:t>2026-08-02</w:t>
       <w:br/>
       <w:br/>
     </w:r>

--- a/tillsyn/A 62734-2021 tillsynsbegäran.docx
+++ b/tillsyn/A 62734-2021 tillsynsbegäran.docx
@@ -379,7 +379,7 @@
     <w:r>
       <w:tab/>
       <w:tab/>
-      <w:t>2026-08-02</w:t>
+      <w:t>2026-08-03</w:t>
       <w:br/>
       <w:br/>
     </w:r>

--- a/tillsyn/A 62734-2021 tillsynsbegäran.docx
+++ b/tillsyn/A 62734-2021 tillsynsbegäran.docx
@@ -379,7 +379,7 @@
     <w:r>
       <w:tab/>
       <w:tab/>
-      <w:t>2026-08-03</w:t>
+      <w:t>2026-08-05</w:t>
       <w:br/>
       <w:br/>
     </w:r>

--- a/tillsyn/A 62734-2021 tillsynsbegäran.docx
+++ b/tillsyn/A 62734-2021 tillsynsbegäran.docx
@@ -379,7 +379,7 @@
     <w:r>
       <w:tab/>
       <w:tab/>
-      <w:t>2026-08-05</w:t>
+      <w:t>2026-08-07</w:t>
       <w:br/>
       <w:br/>
     </w:r>

--- a/tillsyn/A 62734-2021 tillsynsbegäran.docx
+++ b/tillsyn/A 62734-2021 tillsynsbegäran.docx
@@ -379,7 +379,7 @@
     <w:r>
       <w:tab/>
       <w:tab/>
-      <w:t>2026-08-07</w:t>
+      <w:t>2026-08-08</w:t>
       <w:br/>
       <w:br/>
     </w:r>

--- a/tillsyn/A 62734-2021 tillsynsbegäran.docx
+++ b/tillsyn/A 62734-2021 tillsynsbegäran.docx
@@ -60,7 +60,7 @@
         <w:spacing w:after="240"/>
       </w:pPr>
       <w:r>
-        <w:t>Figur 1. Fyndplatser för naturvårdsarter inom 13 meter från avverkningsanmälan. Markörer utan svart kant är placerade på fyndplatsen. Markörer med svart kant är placerade vid sidan av fyndplatsen har ett svart streck som visar fyndplatsens exakta position. Kartans mittpunktskoordinat är N 6696005, E 441459 i SWEREF 99 TM.</w:t>
+        <w:t>Figur 1. Fyndplatser för naturvårdsarter inom 13 meter från avverkningsanmälan. Markörer utan svart kant är placerade på fyndplatsen. Markörer med svart kant är placerade vid sidan av fyndplatsen och har ett svart streck som visar fyndplatsens exakta position. Kartans mittpunktskoordinat är N 6696005, E 441459 i SWEREF 99 TM.</w:t>
       </w:r>
     </w:p>
     <w:p>
@@ -379,7 +379,7 @@
     <w:r>
       <w:tab/>
       <w:tab/>
-      <w:t>2026-08-14</w:t>
+      <w:t>2026-08-15</w:t>
       <w:br/>
       <w:br/>
     </w:r>

--- a/tillsyn/A 62734-2021 tillsynsbegäran.docx
+++ b/tillsyn/A 62734-2021 tillsynsbegäran.docx
@@ -379,7 +379,7 @@
     <w:r>
       <w:tab/>
       <w:tab/>
-      <w:t>2026-08-15</w:t>
+      <w:t>2026-08-16</w:t>
       <w:br/>
       <w:br/>
     </w:r>

--- a/tillsyn/A 62734-2021 tillsynsbegäran.docx
+++ b/tillsyn/A 62734-2021 tillsynsbegäran.docx
@@ -379,7 +379,7 @@
     <w:r>
       <w:tab/>
       <w:tab/>
-      <w:t>2026-08-16</w:t>
+      <w:t>2026-08-17</w:t>
       <w:br/>
       <w:br/>
     </w:r>

--- a/tillsyn/A 62734-2021 tillsynsbegäran.docx
+++ b/tillsyn/A 62734-2021 tillsynsbegäran.docx
@@ -379,7 +379,7 @@
     <w:r>
       <w:tab/>
       <w:tab/>
-      <w:t>2026-08-17</w:t>
+      <w:t>2026-08-18</w:t>
       <w:br/>
       <w:br/>
     </w:r>

--- a/tillsyn/A 62734-2021 tillsynsbegäran.docx
+++ b/tillsyn/A 62734-2021 tillsynsbegäran.docx
@@ -379,7 +379,7 @@
     <w:r>
       <w:tab/>
       <w:tab/>
-      <w:t>2026-08-18</w:t>
+      <w:t>2026-08-19</w:t>
       <w:br/>
       <w:br/>
     </w:r>

--- a/tillsyn/A 62734-2021 tillsynsbegäran.docx
+++ b/tillsyn/A 62734-2021 tillsynsbegäran.docx
@@ -379,7 +379,7 @@
     <w:r>
       <w:tab/>
       <w:tab/>
-      <w:t>2026-08-19</w:t>
+      <w:t>2026-08-20</w:t>
       <w:br/>
       <w:br/>
     </w:r>

--- a/tillsyn/A 62734-2021 tillsynsbegäran.docx
+++ b/tillsyn/A 62734-2021 tillsynsbegäran.docx
@@ -379,7 +379,7 @@
     <w:r>
       <w:tab/>
       <w:tab/>
-      <w:t>2026-08-20</w:t>
+      <w:t>2026-08-21</w:t>
       <w:br/>
       <w:br/>
     </w:r>

--- a/tillsyn/A 62734-2021 tillsynsbegäran.docx
+++ b/tillsyn/A 62734-2021 tillsynsbegäran.docx
@@ -379,7 +379,7 @@
     <w:r>
       <w:tab/>
       <w:tab/>
-      <w:t>2026-08-21</w:t>
+      <w:t>2026-08-22</w:t>
       <w:br/>
       <w:br/>
     </w:r>

--- a/tillsyn/A 62734-2021 tillsynsbegäran.docx
+++ b/tillsyn/A 62734-2021 tillsynsbegäran.docx
@@ -379,7 +379,7 @@
     <w:r>
       <w:tab/>
       <w:tab/>
-      <w:t>2026-08-22</w:t>
+      <w:t>2026-08-23</w:t>
       <w:br/>
       <w:br/>
     </w:r>

--- a/tillsyn/A 62734-2021 tillsynsbegäran.docx
+++ b/tillsyn/A 62734-2021 tillsynsbegäran.docx
@@ -379,7 +379,7 @@
     <w:r>
       <w:tab/>
       <w:tab/>
-      <w:t>2026-08-23</w:t>
+      <w:t>2026-08-24</w:t>
       <w:br/>
       <w:br/>
     </w:r>

--- a/tillsyn/A 62734-2021 tillsynsbegäran.docx
+++ b/tillsyn/A 62734-2021 tillsynsbegäran.docx
@@ -379,7 +379,7 @@
     <w:r>
       <w:tab/>
       <w:tab/>
-      <w:t>2026-08-24</w:t>
+      <w:t>2026-08-25</w:t>
       <w:br/>
       <w:br/>
     </w:r>

--- a/tillsyn/A 62734-2021 tillsynsbegäran.docx
+++ b/tillsyn/A 62734-2021 tillsynsbegäran.docx
@@ -379,7 +379,7 @@
     <w:r>
       <w:tab/>
       <w:tab/>
-      <w:t>2026-08-25</w:t>
+      <w:t>2026-08-26</w:t>
       <w:br/>
       <w:br/>
     </w:r>

--- a/tillsyn/A 62734-2021 tillsynsbegäran.docx
+++ b/tillsyn/A 62734-2021 tillsynsbegäran.docx
@@ -379,7 +379,7 @@
     <w:r>
       <w:tab/>
       <w:tab/>
-      <w:t>2026-08-26</w:t>
+      <w:t>2026-08-27</w:t>
       <w:br/>
       <w:br/>
     </w:r>

--- a/tillsyn/A 62734-2021 tillsynsbegäran.docx
+++ b/tillsyn/A 62734-2021 tillsynsbegäran.docx
@@ -379,7 +379,7 @@
     <w:r>
       <w:tab/>
       <w:tab/>
-      <w:t>2026-08-27</w:t>
+      <w:t>2026-08-28</w:t>
       <w:br/>
       <w:br/>
     </w:r>

--- a/tillsyn/A 62734-2021 tillsynsbegäran.docx
+++ b/tillsyn/A 62734-2021 tillsynsbegäran.docx
@@ -379,7 +379,7 @@
     <w:r>
       <w:tab/>
       <w:tab/>
-      <w:t>2026-08-28</w:t>
+      <w:t>2026-08-29</w:t>
       <w:br/>
       <w:br/>
     </w:r>

--- a/tillsyn/A 62734-2021 tillsynsbegäran.docx
+++ b/tillsyn/A 62734-2021 tillsynsbegäran.docx
@@ -379,7 +379,7 @@
     <w:r>
       <w:tab/>
       <w:tab/>
-      <w:t>2026-08-29</w:t>
+      <w:t>2026-08-31</w:t>
       <w:br/>
       <w:br/>
     </w:r>

--- a/tillsyn/A 62734-2021 tillsynsbegäran.docx
+++ b/tillsyn/A 62734-2021 tillsynsbegäran.docx
@@ -379,7 +379,7 @@
     <w:r>
       <w:tab/>
       <w:tab/>
-      <w:t>2026-08-31</w:t>
+      <w:t>2026-09-01</w:t>
       <w:br/>
       <w:br/>
     </w:r>

--- a/tillsyn/A 62734-2021 tillsynsbegäran.docx
+++ b/tillsyn/A 62734-2021 tillsynsbegäran.docx
@@ -379,7 +379,7 @@
     <w:r>
       <w:tab/>
       <w:tab/>
-      <w:t>2026-09-01</w:t>
+      <w:t>2026-09-02</w:t>
       <w:br/>
       <w:br/>
     </w:r>

--- a/tillsyn/A 62734-2021 tillsynsbegäran.docx
+++ b/tillsyn/A 62734-2021 tillsynsbegäran.docx
@@ -379,7 +379,7 @@
     <w:r>
       <w:tab/>
       <w:tab/>
-      <w:t>2026-09-02</w:t>
+      <w:t>2026-09-03</w:t>
       <w:br/>
       <w:br/>
     </w:r>

--- a/tillsyn/A 62734-2021 tillsynsbegäran.docx
+++ b/tillsyn/A 62734-2021 tillsynsbegäran.docx
@@ -379,7 +379,7 @@
     <w:r>
       <w:tab/>
       <w:tab/>
-      <w:t>2026-09-03</w:t>
+      <w:t>2026-09-04</w:t>
       <w:br/>
       <w:br/>
     </w:r>

--- a/tillsyn/A 62734-2021 tillsynsbegäran.docx
+++ b/tillsyn/A 62734-2021 tillsynsbegäran.docx
@@ -379,7 +379,7 @@
     <w:r>
       <w:tab/>
       <w:tab/>
-      <w:t>2026-09-04</w:t>
+      <w:t>2026-09-05</w:t>
       <w:br/>
       <w:br/>
     </w:r>
